--- a/docs/Hexa-Blade_Project_Report.docx
+++ b/docs/Hexa-Blade_Project_Report.docx
@@ -111,7 +111,7 @@
     <w:sdt>
       <w:sdtPr>
         <w:alias w:val="Contents"/>
-        <w:id w:val="-498272935"/>
+        <w:id w:val="-1994323141"/>
       </w:sdtPr>
       <w:sdtEndPr>
         <w:rPr>
@@ -144,7 +144,7 @@
           <w:r>
             <w:fldChar w:fldCharType="separate"/>
           </w:r>
-          <w:hyperlink w:anchor="_Toc243468556" w:history="1">
+          <w:hyperlink w:anchor="_Toc243489135" w:history="1">
             <w:r>
               <w:rPr>
                 <w:rStyle w:val="Hyperlink"/>
@@ -168,7 +168,7 @@
               <w:rPr>
                 <w:noProof/>
               </w:rPr>
-              <w:instrText xml:space="preserve"> PAGEREF _Toc243468556 \h </w:instrText>
+              <w:instrText xml:space="preserve"> PAGEREF _Toc243489135 \h </w:instrText>
             </w:r>
             <w:r>
               <w:rPr>
@@ -210,7 +210,7 @@
               <w14:ligatures w14:val="standardContextual"/>
             </w:rPr>
           </w:pPr>
-          <w:hyperlink w:anchor="_Toc243468557" w:history="1">
+          <w:hyperlink w:anchor="_Toc243489136" w:history="1">
             <w:r>
               <w:rPr>
                 <w:rStyle w:val="Hyperlink"/>
@@ -234,7 +234,7 @@
               <w:rPr>
                 <w:noProof/>
               </w:rPr>
-              <w:instrText xml:space="preserve"> PAGEREF _Toc243468557 \h </w:instrText>
+              <w:instrText xml:space="preserve"> PAGEREF _Toc243489136 \h </w:instrText>
             </w:r>
             <w:r>
               <w:rPr>
@@ -276,7 +276,7 @@
               <w14:ligatures w14:val="standardContextual"/>
             </w:rPr>
           </w:pPr>
-          <w:hyperlink w:anchor="_Toc243468558" w:history="1">
+          <w:hyperlink w:anchor="_Toc243489137" w:history="1">
             <w:r>
               <w:rPr>
                 <w:rStyle w:val="Hyperlink"/>
@@ -300,7 +300,7 @@
               <w:rPr>
                 <w:noProof/>
               </w:rPr>
-              <w:instrText xml:space="preserve"> PAGEREF _Toc243468558 \h </w:instrText>
+              <w:instrText xml:space="preserve"> PAGEREF _Toc243489137 \h </w:instrText>
             </w:r>
             <w:r>
               <w:rPr>
@@ -342,7 +342,7 @@
               <w14:ligatures w14:val="standardContextual"/>
             </w:rPr>
           </w:pPr>
-          <w:hyperlink w:anchor="_Toc243468559" w:history="1">
+          <w:hyperlink w:anchor="_Toc243489138" w:history="1">
             <w:r>
               <w:rPr>
                 <w:rStyle w:val="Hyperlink"/>
@@ -366,7 +366,7 @@
               <w:rPr>
                 <w:noProof/>
               </w:rPr>
-              <w:instrText xml:space="preserve"> PAGEREF _Toc243468559 \h </w:instrText>
+              <w:instrText xml:space="preserve"> PAGEREF _Toc243489138 \h </w:instrText>
             </w:r>
             <w:r>
               <w:rPr>
@@ -408,7 +408,7 @@
               <w14:ligatures w14:val="standardContextual"/>
             </w:rPr>
           </w:pPr>
-          <w:hyperlink w:anchor="_Toc243468560" w:history="1">
+          <w:hyperlink w:anchor="_Toc243489139" w:history="1">
             <w:r>
               <w:rPr>
                 <w:rStyle w:val="Hyperlink"/>
@@ -432,7 +432,7 @@
               <w:rPr>
                 <w:noProof/>
               </w:rPr>
-              <w:instrText xml:space="preserve"> PAGEREF _Toc243468560 \h </w:instrText>
+              <w:instrText xml:space="preserve"> PAGEREF _Toc243489139 \h </w:instrText>
             </w:r>
             <w:r>
               <w:rPr>
@@ -474,7 +474,7 @@
               <w14:ligatures w14:val="standardContextual"/>
             </w:rPr>
           </w:pPr>
-          <w:hyperlink w:anchor="_Toc243468561" w:history="1">
+          <w:hyperlink w:anchor="_Toc243489140" w:history="1">
             <w:r>
               <w:rPr>
                 <w:rStyle w:val="Hyperlink"/>
@@ -498,7 +498,7 @@
               <w:rPr>
                 <w:noProof/>
               </w:rPr>
-              <w:instrText xml:space="preserve"> PAGEREF _Toc243468561 \h </w:instrText>
+              <w:instrText xml:space="preserve"> PAGEREF _Toc243489140 \h </w:instrText>
             </w:r>
             <w:r>
               <w:rPr>
@@ -540,7 +540,7 @@
               <w14:ligatures w14:val="standardContextual"/>
             </w:rPr>
           </w:pPr>
-          <w:hyperlink w:anchor="_Toc243468562" w:history="1">
+          <w:hyperlink w:anchor="_Toc243489141" w:history="1">
             <w:r>
               <w:rPr>
                 <w:rStyle w:val="Hyperlink"/>
@@ -564,7 +564,7 @@
               <w:rPr>
                 <w:noProof/>
               </w:rPr>
-              <w:instrText xml:space="preserve"> PAGEREF _Toc243468562 \h </w:instrText>
+              <w:instrText xml:space="preserve"> PAGEREF _Toc243489141 \h </w:instrText>
             </w:r>
             <w:r>
               <w:rPr>
@@ -606,7 +606,7 @@
               <w14:ligatures w14:val="standardContextual"/>
             </w:rPr>
           </w:pPr>
-          <w:hyperlink w:anchor="_Toc243468563" w:history="1">
+          <w:hyperlink w:anchor="_Toc243489142" w:history="1">
             <w:r>
               <w:rPr>
                 <w:rStyle w:val="Hyperlink"/>
@@ -630,7 +630,7 @@
               <w:rPr>
                 <w:noProof/>
               </w:rPr>
-              <w:instrText xml:space="preserve"> PAGEREF _Toc243468563 \h </w:instrText>
+              <w:instrText xml:space="preserve"> PAGEREF _Toc243489142 \h </w:instrText>
             </w:r>
             <w:r>
               <w:rPr>
@@ -672,7 +672,7 @@
               <w14:ligatures w14:val="standardContextual"/>
             </w:rPr>
           </w:pPr>
-          <w:hyperlink w:anchor="_Toc243468564" w:history="1">
+          <w:hyperlink w:anchor="_Toc243489143" w:history="1">
             <w:r>
               <w:rPr>
                 <w:rStyle w:val="Hyperlink"/>
@@ -696,7 +696,7 @@
               <w:rPr>
                 <w:noProof/>
               </w:rPr>
-              <w:instrText xml:space="preserve"> PAGEREF _Toc243468564 \h </w:instrText>
+              <w:instrText xml:space="preserve"> PAGEREF _Toc243489143 \h </w:instrText>
             </w:r>
             <w:r>
               <w:rPr>
@@ -738,7 +738,7 @@
               <w14:ligatures w14:val="standardContextual"/>
             </w:rPr>
           </w:pPr>
-          <w:hyperlink w:anchor="_Toc243468565" w:history="1">
+          <w:hyperlink w:anchor="_Toc243489144" w:history="1">
             <w:r>
               <w:rPr>
                 <w:rStyle w:val="Hyperlink"/>
@@ -762,7 +762,7 @@
               <w:rPr>
                 <w:noProof/>
               </w:rPr>
-              <w:instrText xml:space="preserve"> PAGEREF _Toc243468565 \h </w:instrText>
+              <w:instrText xml:space="preserve"> PAGEREF _Toc243489144 \h </w:instrText>
             </w:r>
             <w:r>
               <w:rPr>
@@ -804,7 +804,7 @@
               <w14:ligatures w14:val="standardContextual"/>
             </w:rPr>
           </w:pPr>
-          <w:hyperlink w:anchor="_Toc243468566" w:history="1">
+          <w:hyperlink w:anchor="_Toc243489145" w:history="1">
             <w:r>
               <w:rPr>
                 <w:rStyle w:val="Hyperlink"/>
@@ -828,7 +828,7 @@
               <w:rPr>
                 <w:noProof/>
               </w:rPr>
-              <w:instrText xml:space="preserve"> PAGEREF _Toc243468566 \h </w:instrText>
+              <w:instrText xml:space="preserve"> PAGEREF _Toc243489145 \h </w:instrText>
             </w:r>
             <w:r>
               <w:rPr>
@@ -870,7 +870,7 @@
               <w14:ligatures w14:val="standardContextual"/>
             </w:rPr>
           </w:pPr>
-          <w:hyperlink w:anchor="_Toc243468567" w:history="1">
+          <w:hyperlink w:anchor="_Toc243489146" w:history="1">
             <w:r>
               <w:rPr>
                 <w:rStyle w:val="Hyperlink"/>
@@ -894,7 +894,7 @@
               <w:rPr>
                 <w:noProof/>
               </w:rPr>
-              <w:instrText xml:space="preserve"> PAGEREF _Toc243468567 \h </w:instrText>
+              <w:instrText xml:space="preserve"> PAGEREF _Toc243489146 \h </w:instrText>
             </w:r>
             <w:r>
               <w:rPr>
@@ -936,7 +936,7 @@
               <w14:ligatures w14:val="standardContextual"/>
             </w:rPr>
           </w:pPr>
-          <w:hyperlink w:anchor="_Toc243468568" w:history="1">
+          <w:hyperlink w:anchor="_Toc243489147" w:history="1">
             <w:r>
               <w:rPr>
                 <w:rStyle w:val="Hyperlink"/>
@@ -960,7 +960,7 @@
               <w:rPr>
                 <w:noProof/>
               </w:rPr>
-              <w:instrText xml:space="preserve"> PAGEREF _Toc243468568 \h </w:instrText>
+              <w:instrText xml:space="preserve"> PAGEREF _Toc243489147 \h </w:instrText>
             </w:r>
             <w:r>
               <w:rPr>
@@ -1002,7 +1002,7 @@
               <w14:ligatures w14:val="standardContextual"/>
             </w:rPr>
           </w:pPr>
-          <w:hyperlink w:anchor="_Toc243468569" w:history="1">
+          <w:hyperlink w:anchor="_Toc243489148" w:history="1">
             <w:r>
               <w:rPr>
                 <w:rStyle w:val="Hyperlink"/>
@@ -1026,7 +1026,7 @@
               <w:rPr>
                 <w:noProof/>
               </w:rPr>
-              <w:instrText xml:space="preserve"> PAGEREF _Toc243468569 \h </w:instrText>
+              <w:instrText xml:space="preserve"> PAGEREF _Toc243489148 \h </w:instrText>
             </w:r>
             <w:r>
               <w:rPr>
@@ -1068,7 +1068,7 @@
               <w14:ligatures w14:val="standardContextual"/>
             </w:rPr>
           </w:pPr>
-          <w:hyperlink w:anchor="_Toc243468570" w:history="1">
+          <w:hyperlink w:anchor="_Toc243489149" w:history="1">
             <w:r>
               <w:rPr>
                 <w:rStyle w:val="Hyperlink"/>
@@ -1092,7 +1092,7 @@
               <w:rPr>
                 <w:noProof/>
               </w:rPr>
-              <w:instrText xml:space="preserve"> PAGEREF _Toc243468570 \h </w:instrText>
+              <w:instrText xml:space="preserve"> PAGEREF _Toc243489149 \h </w:instrText>
             </w:r>
             <w:r>
               <w:rPr>
@@ -1134,7 +1134,7 @@
               <w14:ligatures w14:val="standardContextual"/>
             </w:rPr>
           </w:pPr>
-          <w:hyperlink w:anchor="_Toc243468571" w:history="1">
+          <w:hyperlink w:anchor="_Toc243489150" w:history="1">
             <w:r>
               <w:rPr>
                 <w:rStyle w:val="Hyperlink"/>
@@ -1158,7 +1158,7 @@
               <w:rPr>
                 <w:noProof/>
               </w:rPr>
-              <w:instrText xml:space="preserve"> PAGEREF _Toc243468571 \h </w:instrText>
+              <w:instrText xml:space="preserve"> PAGEREF _Toc243489150 \h </w:instrText>
             </w:r>
             <w:r>
               <w:rPr>
@@ -1200,7 +1200,7 @@
               <w14:ligatures w14:val="standardContextual"/>
             </w:rPr>
           </w:pPr>
-          <w:hyperlink w:anchor="_Toc243468572" w:history="1">
+          <w:hyperlink w:anchor="_Toc243489151" w:history="1">
             <w:r>
               <w:rPr>
                 <w:rStyle w:val="Hyperlink"/>
@@ -1224,7 +1224,7 @@
               <w:rPr>
                 <w:noProof/>
               </w:rPr>
-              <w:instrText xml:space="preserve"> PAGEREF _Toc243468572 \h </w:instrText>
+              <w:instrText xml:space="preserve"> PAGEREF _Toc243489151 \h </w:instrText>
             </w:r>
             <w:r>
               <w:rPr>
@@ -1266,7 +1266,7 @@
               <w14:ligatures w14:val="standardContextual"/>
             </w:rPr>
           </w:pPr>
-          <w:hyperlink w:anchor="_Toc243468573" w:history="1">
+          <w:hyperlink w:anchor="_Toc243489152" w:history="1">
             <w:r>
               <w:rPr>
                 <w:rStyle w:val="Hyperlink"/>
@@ -1290,7 +1290,7 @@
               <w:rPr>
                 <w:noProof/>
               </w:rPr>
-              <w:instrText xml:space="preserve"> PAGEREF _Toc243468573 \h </w:instrText>
+              <w:instrText xml:space="preserve"> PAGEREF _Toc243489152 \h </w:instrText>
             </w:r>
             <w:r>
               <w:rPr>
@@ -1332,7 +1332,7 @@
               <w14:ligatures w14:val="standardContextual"/>
             </w:rPr>
           </w:pPr>
-          <w:hyperlink w:anchor="_Toc243468574" w:history="1">
+          <w:hyperlink w:anchor="_Toc243489153" w:history="1">
             <w:r>
               <w:rPr>
                 <w:rStyle w:val="Hyperlink"/>
@@ -1356,7 +1356,7 @@
               <w:rPr>
                 <w:noProof/>
               </w:rPr>
-              <w:instrText xml:space="preserve"> PAGEREF _Toc243468574 \h </w:instrText>
+              <w:instrText xml:space="preserve"> PAGEREF _Toc243489153 \h </w:instrText>
             </w:r>
             <w:r>
               <w:rPr>
@@ -1398,7 +1398,7 @@
               <w14:ligatures w14:val="standardContextual"/>
             </w:rPr>
           </w:pPr>
-          <w:hyperlink w:anchor="_Toc243468575" w:history="1">
+          <w:hyperlink w:anchor="_Toc243489154" w:history="1">
             <w:r>
               <w:rPr>
                 <w:rStyle w:val="Hyperlink"/>
@@ -1422,7 +1422,7 @@
               <w:rPr>
                 <w:noProof/>
               </w:rPr>
-              <w:instrText xml:space="preserve"> PAGEREF _Toc243468575 \h </w:instrText>
+              <w:instrText xml:space="preserve"> PAGEREF _Toc243489154 \h </w:instrText>
             </w:r>
             <w:r>
               <w:rPr>
@@ -1464,7 +1464,7 @@
               <w14:ligatures w14:val="standardContextual"/>
             </w:rPr>
           </w:pPr>
-          <w:hyperlink w:anchor="_Toc243468576" w:history="1">
+          <w:hyperlink w:anchor="_Toc243489155" w:history="1">
             <w:r>
               <w:rPr>
                 <w:rStyle w:val="Hyperlink"/>
@@ -1488,7 +1488,7 @@
               <w:rPr>
                 <w:noProof/>
               </w:rPr>
-              <w:instrText xml:space="preserve"> PAGEREF _Toc243468576 \h </w:instrText>
+              <w:instrText xml:space="preserve"> PAGEREF _Toc243489155 \h </w:instrText>
             </w:r>
             <w:r>
               <w:rPr>
@@ -1530,7 +1530,7 @@
               <w14:ligatures w14:val="standardContextual"/>
             </w:rPr>
           </w:pPr>
-          <w:hyperlink w:anchor="_Toc243468577" w:history="1">
+          <w:hyperlink w:anchor="_Toc243489156" w:history="1">
             <w:r>
               <w:rPr>
                 <w:rStyle w:val="Hyperlink"/>
@@ -1554,7 +1554,7 @@
               <w:rPr>
                 <w:noProof/>
               </w:rPr>
-              <w:instrText xml:space="preserve"> PAGEREF _Toc243468577 \h </w:instrText>
+              <w:instrText xml:space="preserve"> PAGEREF _Toc243489156 \h </w:instrText>
             </w:r>
             <w:r>
               <w:rPr>
@@ -1596,7 +1596,7 @@
               <w14:ligatures w14:val="standardContextual"/>
             </w:rPr>
           </w:pPr>
-          <w:hyperlink w:anchor="_Toc243468578" w:history="1">
+          <w:hyperlink w:anchor="_Toc243489157" w:history="1">
             <w:r>
               <w:rPr>
                 <w:rStyle w:val="Hyperlink"/>
@@ -1620,7 +1620,7 @@
               <w:rPr>
                 <w:noProof/>
               </w:rPr>
-              <w:instrText xml:space="preserve"> PAGEREF _Toc243468578 \h </w:instrText>
+              <w:instrText xml:space="preserve"> PAGEREF _Toc243489157 \h </w:instrText>
             </w:r>
             <w:r>
               <w:rPr>
@@ -1662,7 +1662,7 @@
               <w14:ligatures w14:val="standardContextual"/>
             </w:rPr>
           </w:pPr>
-          <w:hyperlink w:anchor="_Toc243468579" w:history="1">
+          <w:hyperlink w:anchor="_Toc243489158" w:history="1">
             <w:r>
               <w:rPr>
                 <w:rStyle w:val="Hyperlink"/>
@@ -1686,7 +1686,7 @@
               <w:rPr>
                 <w:noProof/>
               </w:rPr>
-              <w:instrText xml:space="preserve"> PAGEREF _Toc243468579 \h </w:instrText>
+              <w:instrText xml:space="preserve"> PAGEREF _Toc243489158 \h </w:instrText>
             </w:r>
             <w:r>
               <w:rPr>
@@ -1728,7 +1728,7 @@
               <w14:ligatures w14:val="standardContextual"/>
             </w:rPr>
           </w:pPr>
-          <w:hyperlink w:anchor="_Toc243468580" w:history="1">
+          <w:hyperlink w:anchor="_Toc243489159" w:history="1">
             <w:r>
               <w:rPr>
                 <w:rStyle w:val="Hyperlink"/>
@@ -1752,7 +1752,7 @@
               <w:rPr>
                 <w:noProof/>
               </w:rPr>
-              <w:instrText xml:space="preserve"> PAGEREF _Toc243468580 \h </w:instrText>
+              <w:instrText xml:space="preserve"> PAGEREF _Toc243489159 \h </w:instrText>
             </w:r>
             <w:r>
               <w:rPr>
@@ -1794,7 +1794,7 @@
               <w14:ligatures w14:val="standardContextual"/>
             </w:rPr>
           </w:pPr>
-          <w:hyperlink w:anchor="_Toc243468581" w:history="1">
+          <w:hyperlink w:anchor="_Toc243489160" w:history="1">
             <w:r>
               <w:rPr>
                 <w:rStyle w:val="Hyperlink"/>
@@ -1818,7 +1818,7 @@
               <w:rPr>
                 <w:noProof/>
               </w:rPr>
-              <w:instrText xml:space="preserve"> PAGEREF _Toc243468581 \h </w:instrText>
+              <w:instrText xml:space="preserve"> PAGEREF _Toc243489160 \h </w:instrText>
             </w:r>
             <w:r>
               <w:rPr>
@@ -1860,7 +1860,7 @@
               <w14:ligatures w14:val="standardContextual"/>
             </w:rPr>
           </w:pPr>
-          <w:hyperlink w:anchor="_Toc243468582" w:history="1">
+          <w:hyperlink w:anchor="_Toc243489161" w:history="1">
             <w:r>
               <w:rPr>
                 <w:rStyle w:val="Hyperlink"/>
@@ -1884,7 +1884,7 @@
               <w:rPr>
                 <w:noProof/>
               </w:rPr>
-              <w:instrText xml:space="preserve"> PAGEREF _Toc243468582 \h </w:instrText>
+              <w:instrText xml:space="preserve"> PAGEREF _Toc243489161 \h </w:instrText>
             </w:r>
             <w:r>
               <w:rPr>
@@ -1926,7 +1926,7 @@
               <w14:ligatures w14:val="standardContextual"/>
             </w:rPr>
           </w:pPr>
-          <w:hyperlink w:anchor="_Toc243468583" w:history="1">
+          <w:hyperlink w:anchor="_Toc243489162" w:history="1">
             <w:r>
               <w:rPr>
                 <w:rStyle w:val="Hyperlink"/>
@@ -1950,7 +1950,7 @@
               <w:rPr>
                 <w:noProof/>
               </w:rPr>
-              <w:instrText xml:space="preserve"> PAGEREF _Toc243468583 \h </w:instrText>
+              <w:instrText xml:space="preserve"> PAGEREF _Toc243489162 \h </w:instrText>
             </w:r>
             <w:r>
               <w:rPr>
@@ -1992,7 +1992,7 @@
               <w14:ligatures w14:val="standardContextual"/>
             </w:rPr>
           </w:pPr>
-          <w:hyperlink w:anchor="_Toc243468584" w:history="1">
+          <w:hyperlink w:anchor="_Toc243489163" w:history="1">
             <w:r>
               <w:rPr>
                 <w:rStyle w:val="Hyperlink"/>
@@ -2016,7 +2016,7 @@
               <w:rPr>
                 <w:noProof/>
               </w:rPr>
-              <w:instrText xml:space="preserve"> PAGEREF _Toc243468584 \h </w:instrText>
+              <w:instrText xml:space="preserve"> PAGEREF _Toc243489163 \h </w:instrText>
             </w:r>
             <w:r>
               <w:rPr>
@@ -2058,7 +2058,7 @@
               <w14:ligatures w14:val="standardContextual"/>
             </w:rPr>
           </w:pPr>
-          <w:hyperlink w:anchor="_Toc243468585" w:history="1">
+          <w:hyperlink w:anchor="_Toc243489164" w:history="1">
             <w:r>
               <w:rPr>
                 <w:rStyle w:val="Hyperlink"/>
@@ -2082,7 +2082,7 @@
               <w:rPr>
                 <w:noProof/>
               </w:rPr>
-              <w:instrText xml:space="preserve"> PAGEREF _Toc243468585 \h </w:instrText>
+              <w:instrText xml:space="preserve"> PAGEREF _Toc243489164 \h </w:instrText>
             </w:r>
             <w:r>
               <w:rPr>
@@ -2124,7 +2124,7 @@
               <w14:ligatures w14:val="standardContextual"/>
             </w:rPr>
           </w:pPr>
-          <w:hyperlink w:anchor="_Toc243468586" w:history="1">
+          <w:hyperlink w:anchor="_Toc243489165" w:history="1">
             <w:r>
               <w:rPr>
                 <w:rStyle w:val="Hyperlink"/>
@@ -2148,7 +2148,7 @@
               <w:rPr>
                 <w:noProof/>
               </w:rPr>
-              <w:instrText xml:space="preserve"> PAGEREF _Toc243468586 \h </w:instrText>
+              <w:instrText xml:space="preserve"> PAGEREF _Toc243489165 \h </w:instrText>
             </w:r>
             <w:r>
               <w:rPr>
@@ -2190,7 +2190,7 @@
               <w14:ligatures w14:val="standardContextual"/>
             </w:rPr>
           </w:pPr>
-          <w:hyperlink w:anchor="_Toc243468587" w:history="1">
+          <w:hyperlink w:anchor="_Toc243489166" w:history="1">
             <w:r>
               <w:rPr>
                 <w:rStyle w:val="Hyperlink"/>
@@ -2214,7 +2214,7 @@
               <w:rPr>
                 <w:noProof/>
               </w:rPr>
-              <w:instrText xml:space="preserve"> PAGEREF _Toc243468587 \h </w:instrText>
+              <w:instrText xml:space="preserve"> PAGEREF _Toc243489166 \h </w:instrText>
             </w:r>
             <w:r>
               <w:rPr>
@@ -2253,7 +2253,7 @@
         <w:pStyle w:val="Heading1"/>
         <w:pageBreakBefore/>
       </w:pPr>
-      <w:bookmarkStart w:id="0" w:name="_Toc243468556"/>
+      <w:bookmarkStart w:id="0" w:name="_Toc243489135"/>
       <w:r>
         <w:lastRenderedPageBreak/>
         <w:t>1. Summary</w:t>
@@ -2517,7 +2517,7 @@
                 <w:sz w:val="18"/>
                 <w:szCs w:val="18"/>
               </w:rPr>
-              <w:t>Aging index</w:t>
+              <w:t>SEI exposure index</w:t>
             </w:r>
           </w:p>
         </w:tc>
@@ -3348,7 +3348,7 @@
         <w:pStyle w:val="Heading1"/>
         <w:pageBreakBefore/>
       </w:pPr>
-      <w:bookmarkStart w:id="1" w:name="_Toc243468557"/>
+      <w:bookmarkStart w:id="1" w:name="_Toc243489136"/>
       <w:r>
         <w:lastRenderedPageBreak/>
         <w:t>2. Aim and motivation</w:t>
@@ -3361,7 +3361,7 @@
         <w:keepNext/>
         <w:keepLines/>
       </w:pPr>
-      <w:bookmarkStart w:id="2" w:name="_Toc243468558"/>
+      <w:bookmarkStart w:id="2" w:name="_Toc243489137"/>
       <w:r>
         <w:t>2.1 The problem</w:t>
       </w:r>
@@ -3390,7 +3390,7 @@
         <w:keepNext/>
         <w:keepLines/>
       </w:pPr>
-      <w:bookmarkStart w:id="3" w:name="_Toc243468559"/>
+      <w:bookmarkStart w:id="3" w:name="_Toc243489138"/>
       <w:r>
         <w:t>2.2 Why sodium-ion</w:t>
       </w:r>
@@ -3472,7 +3472,7 @@
         <w:keepNext/>
         <w:keepLines/>
       </w:pPr>
-      <w:bookmarkStart w:id="4" w:name="_Toc243468560"/>
+      <w:bookmarkStart w:id="4" w:name="_Toc243489139"/>
       <w:r>
         <w:t>2.3 The idea being tested</w:t>
       </w:r>
@@ -3483,7 +3483,7 @@
         <w:spacing w:after="120" w:line="276" w:lineRule="auto"/>
       </w:pPr>
       <w:r>
-        <w:t>Most BMSs use fixed current tables with a generous safety margin. If the BMS instead estimates the anode potential of every cell in real time (a model-based "anode observer") and preheats the pack, it can keep the current high until much closer to full. The project measures how much faster that is, what it costs in heat and aging, and how robust it is.</w:t>
+        <w:t>Most BMSs use fixed current tables with a generous safety margin. If the BMS instead estimates the anode potential of every cell in real time (ideal-information control: the simulation gives it the modelled anode potential directly) and preheats the pack, it can keep the current high until much closer to full. The project measures how much faster that is, what it costs in heat and aging, and how robust it is.</w:t>
       </w:r>
     </w:p>
     <w:p>
@@ -3491,7 +3491,7 @@
         <w:pStyle w:val="Heading1"/>
         <w:pageBreakBefore/>
       </w:pPr>
-      <w:bookmarkStart w:id="5" w:name="_Toc243468561"/>
+      <w:bookmarkStart w:id="5" w:name="_Toc243489140"/>
       <w:r>
         <w:lastRenderedPageBreak/>
         <w:t>3. What was built, phase by phase</w:t>
@@ -3504,7 +3504,7 @@
         <w:keepNext/>
         <w:keepLines/>
       </w:pPr>
-      <w:bookmarkStart w:id="6" w:name="_Toc243468562"/>
+      <w:bookmarkStart w:id="6" w:name="_Toc243489141"/>
       <w:r>
         <w:t>3.1 Phase 1: lithium-ion baseline (learning the physics)</w:t>
       </w:r>
@@ -4479,7 +4479,7 @@
         <w:keepNext/>
         <w:keepLines/>
       </w:pPr>
-      <w:bookmarkStart w:id="7" w:name="_Toc243468563"/>
+      <w:bookmarkStart w:id="7" w:name="_Toc243489142"/>
       <w:r>
         <w:t>3.2 Phase 2: optimised multi-step charging</w:t>
       </w:r>
@@ -4995,7 +4995,7 @@
         <w:keepNext/>
         <w:keepLines/>
       </w:pPr>
-      <w:bookmarkStart w:id="8" w:name="_Toc243468564"/>
+      <w:bookmarkStart w:id="8" w:name="_Toc243489143"/>
       <w:r>
         <w:t>3.3 Phase 3: first sodium-ion pack (equivalent-circuit model)</w:t>
       </w:r>
@@ -5024,7 +5024,7 @@
         <w:keepNext/>
         <w:keepLines/>
       </w:pPr>
-      <w:bookmarkStart w:id="9" w:name="_Toc243468565"/>
+      <w:bookmarkStart w:id="9" w:name="_Toc243489144"/>
       <w:r>
         <w:t>3.4 Phase 4: physics-based sodium-ion cell and two pack layouts</w:t>
       </w:r>
@@ -5621,7 +5621,7 @@
         <w:t xml:space="preserve">Two BMS strategies. </w:t>
       </w:r>
       <w:r>
-        <w:t>Standard: 40 mV plating margin, preconditioned to 30 °C, thermal derate from 45 °C, cutoff 55 °C, max 4C. Anode-aware: 15 mV margin, preconditioned to 35 °C, derate from 50 °C, cutoff 58 °C, max 5C. The margin is enforced exactly on every cell at every step. An SEI aging index (equivalent hours at 25 °C, Arrhenius with 55 kJ/mol) makes the cost of heat visible.</w:t>
+        <w:t>Standard: 40 mV plating margin, preconditioned to 30 °C, thermal derate from 45 °C, cutoff 55 °C, max 4C. Anode-aware (ideal-information control: it reads the modelled anode potential directly): 15 mV margin, preconditioned to 35 °C, derate from 50 °C, cutoff 58 °C, max 5C. The margin is enforced exactly on every cell at every step. A modelled SEI exposure index (equivalent hours at 25 °C, Arrhenius with 55 kJ/mol) makes the cost of heat visible.</w:t>
       </w:r>
     </w:p>
     <w:p>
@@ -5630,7 +5630,7 @@
         <w:keepNext/>
         <w:keepLines/>
       </w:pPr>
-      <w:bookmarkStart w:id="10" w:name="_Toc243468566"/>
+      <w:bookmarkStart w:id="10" w:name="_Toc243489145"/>
       <w:r>
         <w:t>3.5 Phase 5: calibration against 1.28 million real charging snippets</w:t>
       </w:r>
@@ -5682,7 +5682,7 @@
         <w:keepNext/>
         <w:keepLines/>
       </w:pPr>
-      <w:bookmarkStart w:id="11" w:name="_Toc243468567"/>
+      <w:bookmarkStart w:id="11" w:name="_Toc243489146"/>
       <w:r>
         <w:t>3.6 Phase 5b: benchmark against real 800 V cars</w:t>
       </w:r>
@@ -7793,7 +7793,7 @@
         </w:rPr>
         <w:lastRenderedPageBreak/>
         <w:drawing>
-          <wp:inline distT="0" distB="0" distL="0" distR="0" wp14:anchorId="4DDC13D5" wp14:editId="0EF1A241">
+          <wp:inline distT="0" distB="0" distL="0" distR="0" wp14:anchorId="176070D0" wp14:editId="69D49BC6">
             <wp:extent cx="6096000" cy="1924050"/>
             <wp:effectExtent l="0" t="0" r="0" b="0"/>
             <wp:docPr id="1" name="Picture 1"/>
@@ -7877,7 +7877,7 @@
         <w:keepNext/>
         <w:keepLines/>
       </w:pPr>
-      <w:bookmarkStart w:id="12" w:name="_Toc243468568"/>
+      <w:bookmarkStart w:id="12" w:name="_Toc243489147"/>
       <w:r>
         <w:t>3.7 Phase 6: the 3D charging lab (web viewer)</w:t>
       </w:r>
@@ -7958,10 +7958,10 @@
                 <w:noProof/>
               </w:rPr>
               <w:drawing>
-                <wp:inline distT="0" distB="0" distL="0" distR="0" wp14:anchorId="66EA6337" wp14:editId="48ED1962">
+                <wp:inline distT="0" distB="0" distL="0" distR="0" wp14:anchorId="1C68EE52" wp14:editId="008B8F24">
                   <wp:extent cx="2762250" cy="3790950"/>
                   <wp:effectExtent l="0" t="0" r="0" b="0"/>
-                  <wp:docPr id="1809381741" name="Picture 1809381741"/>
+                  <wp:docPr id="30874367" name="Picture 30874367"/>
                   <wp:cNvGraphicFramePr>
                     <a:graphicFrameLocks xmlns:a="http://schemas.openxmlformats.org/drawingml/2006/main" noChangeAspect="1"/>
                   </wp:cNvGraphicFramePr>
@@ -8033,10 +8033,10 @@
                 <w:noProof/>
               </w:rPr>
               <w:drawing>
-                <wp:inline distT="0" distB="0" distL="0" distR="0" wp14:anchorId="4AF3ADBA" wp14:editId="015C8C58">
+                <wp:inline distT="0" distB="0" distL="0" distR="0" wp14:anchorId="04FF1945" wp14:editId="49792098">
                   <wp:extent cx="2762250" cy="3790950"/>
                   <wp:effectExtent l="0" t="0" r="0" b="0"/>
-                  <wp:docPr id="1644095546" name="Picture 1644095546"/>
+                  <wp:docPr id="1980748722" name="Picture 1980748722"/>
                   <wp:cNvGraphicFramePr>
                     <a:graphicFrameLocks xmlns:a="http://schemas.openxmlformats.org/drawingml/2006/main" noChangeAspect="1"/>
                   </wp:cNvGraphicFramePr>
@@ -8111,7 +8111,7 @@
         <w:keepNext/>
         <w:keepLines/>
       </w:pPr>
-      <w:bookmarkStart w:id="13" w:name="_Toc243468569"/>
+      <w:bookmarkStart w:id="13" w:name="_Toc243489148"/>
       <w:r>
         <w:lastRenderedPageBreak/>
         <w:t>3.8 Phase 7: larger cells (October 2026)</w:t>
@@ -8135,7 +8135,7 @@
         <w:keepNext/>
         <w:keepLines/>
       </w:pPr>
-      <w:bookmarkStart w:id="14" w:name="_Toc243468570"/>
+      <w:bookmarkStart w:id="14" w:name="_Toc243489149"/>
       <w:r>
         <w:t>3.9 Phase 8: the full test matrix</w:t>
       </w:r>
@@ -8155,7 +8155,7 @@
         <w:keepNext/>
         <w:keepLines/>
       </w:pPr>
-      <w:bookmarkStart w:id="15" w:name="_Toc243468571"/>
+      <w:bookmarkStart w:id="15" w:name="_Toc243489150"/>
       <w:r>
         <w:t>3.10 Phase 9: ablation — which setting makes the anode-aware BMS faster?</w:t>
       </w:r>
@@ -8833,10 +8833,10 @@
         <w:t xml:space="preserve">The hot exception. </w:t>
       </w:r>
       <w:r>
-        <w:t>Arriving hot-soaked at 45 °C on a 350 kW charger, the standard BMS spends 59 % (blade) and 42 % (module) of the session derating. There the relaxed thermal limits are worth about 2.9 minutes, and the 5C cap also helps, because in the simulator the derated current limit is the derate fraction times the C-rate cap. The price is a hotter pack: 53 °C instead of 50 °C (the SEI aging index is still lower because the session is shorter). A production version could keep the standard thermal limits and 4C cap and gi</w:t>
-      </w:r>
-      <w:r>
-        <w:t>ve up those minutes on hot days. At 250 kW, even at 45 °C, the thermal limits again contribute nothing. The shares are allocations for deterministic, seeded runs, not confidence intervals.</w:t>
+        <w:t>Arriving hot-soaked at 45 °C on a 350 kW charger, the standard BMS spends 59 % (blade) and 42 % (module) of the session derating. There the relaxed thermal limits are worth about 2.9 minutes, and the 5C cap also helps, because in the simulator the derated current limit is the derate fraction times the C-rate cap. The price is a hotter pack: 53 °C instead of 50 °C (the modelled SEI exposure index is still lower because the session is shorter). A production version could keep the standard thermal limits and 4</w:t>
+      </w:r>
+      <w:r>
+        <w:t>C cap and give up those minutes on hot days. At 250 kW, even at 45 °C, the thermal limits again contribute nothing. The shares are allocations for deterministic, seeded runs, not confidence intervals.</w:t>
       </w:r>
     </w:p>
     <w:p>
@@ -8850,10 +8850,10 @@
         </w:rPr>
         <w:lastRenderedPageBreak/>
         <w:drawing>
-          <wp:inline distT="0" distB="0" distL="0" distR="0" wp14:anchorId="5680C24A" wp14:editId="24AA852D">
+          <wp:inline distT="0" distB="0" distL="0" distR="0" wp14:anchorId="46E432DB" wp14:editId="3B7FC8A9">
             <wp:extent cx="5905500" cy="4076700"/>
             <wp:effectExtent l="0" t="0" r="0" b="0"/>
-            <wp:docPr id="1349780639" name="Picture 1349780639"/>
+            <wp:docPr id="1295325783" name="Picture 1295325783"/>
             <wp:cNvGraphicFramePr>
               <a:graphicFrameLocks xmlns:a="http://schemas.openxmlformats.org/drawingml/2006/main" noChangeAspect="1"/>
             </wp:cNvGraphicFramePr>
@@ -8910,7 +8910,7 @@
         <w:keepNext/>
         <w:keepLines/>
       </w:pPr>
-      <w:bookmarkStart w:id="16" w:name="_Toc243468572"/>
+      <w:bookmarkStart w:id="16" w:name="_Toc243489151"/>
       <w:r>
         <w:t>3.11 Phase 10: does the reduced cell model match the full physics model?</w:t>
       </w:r>
@@ -9305,10 +9305,10 @@
         </w:rPr>
         <w:lastRenderedPageBreak/>
         <w:drawing>
-          <wp:inline distT="0" distB="0" distL="0" distR="0" wp14:anchorId="3CC3CAB1" wp14:editId="3E43BCBF">
+          <wp:inline distT="0" distB="0" distL="0" distR="0" wp14:anchorId="3041D1B7" wp14:editId="6817168B">
             <wp:extent cx="6096000" cy="2276475"/>
             <wp:effectExtent l="0" t="0" r="0" b="0"/>
-            <wp:docPr id="1871464640" name="Picture 1871464640"/>
+            <wp:docPr id="939695685" name="Picture 939695685"/>
             <wp:cNvGraphicFramePr>
               <a:graphicFrameLocks xmlns:a="http://schemas.openxmlformats.org/drawingml/2006/main" noChangeAspect="1"/>
             </wp:cNvGraphicFramePr>
@@ -9365,7 +9365,7 @@
         <w:keepNext/>
         <w:keepLines/>
       </w:pPr>
-      <w:bookmarkStart w:id="17" w:name="_Toc243468573"/>
+      <w:bookmarkStart w:id="17" w:name="_Toc243489152"/>
       <w:r>
         <w:t>3.12 Phase 11: stress test with imperfect information</w:t>
       </w:r>
@@ -10205,10 +10205,10 @@
           <w:noProof/>
         </w:rPr>
         <w:drawing>
-          <wp:inline distT="0" distB="0" distL="0" distR="0" wp14:anchorId="47ACBA10" wp14:editId="486AC703">
+          <wp:inline distT="0" distB="0" distL="0" distR="0" wp14:anchorId="58C8D41F" wp14:editId="2B7E8C3E">
             <wp:extent cx="5905500" cy="2714625"/>
             <wp:effectExtent l="0" t="0" r="0" b="0"/>
-            <wp:docPr id="1454348231" name="Picture 1454348231"/>
+            <wp:docPr id="660753832" name="Picture 660753832"/>
             <wp:cNvGraphicFramePr>
               <a:graphicFrameLocks xmlns:a="http://schemas.openxmlformats.org/drawingml/2006/main" noChangeAspect="1"/>
             </wp:cNvGraphicFramePr>
@@ -10284,10 +10284,10 @@
           <w:noProof/>
         </w:rPr>
         <w:drawing>
-          <wp:inline distT="0" distB="0" distL="0" distR="0" wp14:anchorId="436197B4" wp14:editId="1205B786">
+          <wp:inline distT="0" distB="0" distL="0" distR="0" wp14:anchorId="30D6FE57" wp14:editId="42E824F3">
             <wp:extent cx="5905500" cy="2466975"/>
             <wp:effectExtent l="0" t="0" r="0" b="0"/>
-            <wp:docPr id="1081496192" name="Picture 1081496192"/>
+            <wp:docPr id="1790123016" name="Picture 1790123016"/>
             <wp:cNvGraphicFramePr>
               <a:graphicFrameLocks xmlns:a="http://schemas.openxmlformats.org/drawingml/2006/main" noChangeAspect="1"/>
             </wp:cNvGraphicFramePr>
@@ -10411,7 +10411,7 @@
         <w:keepNext/>
         <w:keepLines/>
       </w:pPr>
-      <w:bookmarkStart w:id="18" w:name="_Toc243468574"/>
+      <w:bookmarkStart w:id="18" w:name="_Toc243489153"/>
       <w:r>
         <w:t>3.13 Phase 12: measurement-only estimators in closed loop</w:t>
       </w:r>
@@ -10440,10 +10440,10 @@
         <w:t xml:space="preserve">Open loop is not closed loop. </w:t>
       </w:r>
       <w:r>
-        <w:t xml:space="preserve">The network was about 10 mV accurate (p99) predicting along recorded sessions, but in closed loop on the development holdout its optimistic error reached 163 mV p99 and the modelled anode stayed below the plating-risk criterion for up to 24 minutes. Two causes were isolated: a decision-horizon mismatch in the training data (fix A) and training coverage (fix B, DAgger-inspired closed-loop data aggregation on training cells only). The development holdout guided these fixes, so the result was confirmed on the </w:t>
-      </w:r>
-      <w:r>
-        <w:t>final family, simulated only after every model, calibration and script was hashed in a freeze manifest.</w:t>
+        <w:t>The network was about 10 mV accurate (p99) predicting along recorded sessions, but in closed loop on the development holdout its optimistic error reached 163 mV p99 and the modelled anode stayed below the plating-risk criterion for a maximum estimated cumulative 24 minutes. Two causes were isolated: a decision-horizon mismatch in the training data (fix A) and training coverage (fix B, DAgger-inspired closed-loop data aggregation on training cells only). The development holdout guided these fixes, so the res</w:t>
+      </w:r>
+      <w:r>
+        <w:t>ult was confirmed on the final family, simulated only after every model, calibration and script was hashed in a freeze manifest.</w:t>
       </w:r>
     </w:p>
     <w:tbl>
@@ -10465,11 +10465,10 @@
         <w:tblLook w:val="04A0" w:firstRow="1" w:lastRow="0" w:firstColumn="1" w:lastColumn="0" w:noHBand="0" w:noVBand="1"/>
       </w:tblPr>
       <w:tblGrid>
-        <w:gridCol w:w="3700"/>
-        <w:gridCol w:w="1300"/>
-        <w:gridCol w:w="1700"/>
-        <w:gridCol w:w="1700"/>
-        <w:gridCol w:w="1238"/>
+        <w:gridCol w:w="3500"/>
+        <w:gridCol w:w="2300"/>
+        <w:gridCol w:w="1900"/>
+        <w:gridCol w:w="1938"/>
       </w:tblGrid>
       <w:tr>
         <w:tblPrEx>
@@ -10483,7 +10482,7 @@
         </w:trPr>
         <w:tc>
           <w:tcPr>
-            <w:tcW w:w="3700" w:type="dxa"/>
+            <w:tcW w:w="3500" w:type="dxa"/>
             <w:tcBorders>
               <w:top w:val="single" w:sz="4" w:space="0" w:color="B7C4D3"/>
               <w:left w:val="single" w:sz="4" w:space="0" w:color="B7C4D3"/>
@@ -10513,7 +10512,7 @@
         </w:tc>
         <w:tc>
           <w:tcPr>
-            <w:tcW w:w="1300" w:type="dxa"/>
+            <w:tcW w:w="2300" w:type="dxa"/>
             <w:tcBorders>
               <w:top w:val="single" w:sz="4" w:space="0" w:color="B7C4D3"/>
               <w:left w:val="single" w:sz="4" w:space="0" w:color="B7C4D3"/>
@@ -10537,13 +10536,13 @@
                 <w:sz w:val="17"/>
                 <w:szCs w:val="17"/>
               </w:rPr>
-              <w:t>Reached 90 %</w:t>
-            </w:r>
-          </w:p>
-        </w:tc>
-        <w:tc>
-          <w:tcPr>
-            <w:tcW w:w="1700" w:type="dxa"/>
+              <w:t>Completed: N/M; median among completed runs</w:t>
+            </w:r>
+          </w:p>
+        </w:tc>
+        <w:tc>
+          <w:tcPr>
+            <w:tcW w:w="1900" w:type="dxa"/>
             <w:tcBorders>
               <w:top w:val="single" w:sz="4" w:space="0" w:color="B7C4D3"/>
               <w:left w:val="single" w:sz="4" w:space="0" w:color="B7C4D3"/>
@@ -10573,7 +10572,7 @@
         </w:tc>
         <w:tc>
           <w:tcPr>
-            <w:tcW w:w="1700" w:type="dxa"/>
+            <w:tcW w:w="1938" w:type="dxa"/>
             <w:tcBorders>
               <w:top w:val="single" w:sz="4" w:space="0" w:color="B7C4D3"/>
               <w:left w:val="single" w:sz="4" w:space="0" w:color="B7C4D3"/>
@@ -10598,36 +10597,6 @@
                 <w:szCs w:val="17"/>
               </w:rPr>
               <w:t>Worst modelled anode</w:t>
-            </w:r>
-          </w:p>
-        </w:tc>
-        <w:tc>
-          <w:tcPr>
-            <w:tcW w:w="1238" w:type="dxa"/>
-            <w:tcBorders>
-              <w:top w:val="single" w:sz="4" w:space="0" w:color="B7C4D3"/>
-              <w:left w:val="single" w:sz="4" w:space="0" w:color="B7C4D3"/>
-              <w:bottom w:val="single" w:sz="4" w:space="0" w:color="B7C4D3"/>
-              <w:right w:val="single" w:sz="4" w:space="0" w:color="B7C4D3"/>
-            </w:tcBorders>
-            <w:shd w:val="clear" w:color="auto" w:fill="DCE6F2"/>
-            <w:tcMar>
-              <w:top w:w="50" w:type="dxa"/>
-              <w:left w:w="80" w:type="dxa"/>
-              <w:bottom w:w="50" w:type="dxa"/>
-              <w:right w:w="80" w:type="dxa"/>
-            </w:tcMar>
-            <w:vAlign w:val="center"/>
-          </w:tcPr>
-          <w:p>
-            <w:r>
-              <w:rPr>
-                <w:b/>
-                <w:bCs/>
-                <w:sz w:val="17"/>
-                <w:szCs w:val="17"/>
-              </w:rPr>
-              <w:t>Median 10→90 %</w:t>
             </w:r>
           </w:p>
         </w:tc>
@@ -10641,7 +10610,7 @@
         </w:tblPrEx>
         <w:tc>
           <w:tcPr>
-            <w:tcW w:w="3700" w:type="dxa"/>
+            <w:tcW w:w="3500" w:type="dxa"/>
             <w:tcBorders>
               <w:top w:val="single" w:sz="4" w:space="0" w:color="B7C4D3"/>
               <w:left w:val="single" w:sz="4" w:space="0" w:color="B7C4D3"/>
@@ -10670,7 +10639,7 @@
         </w:tc>
         <w:tc>
           <w:tcPr>
-            <w:tcW w:w="1300" w:type="dxa"/>
+            <w:tcW w:w="2300" w:type="dxa"/>
             <w:tcBorders>
               <w:top w:val="single" w:sz="4" w:space="0" w:color="B7C4D3"/>
               <w:left w:val="single" w:sz="4" w:space="0" w:color="B7C4D3"/>
@@ -10691,13 +10660,13 @@
                 <w:sz w:val="17"/>
                 <w:szCs w:val="17"/>
               </w:rPr>
-              <w:t>15</w:t>
-            </w:r>
-          </w:p>
-        </w:tc>
-        <w:tc>
-          <w:tcPr>
-            <w:tcW w:w="1700" w:type="dxa"/>
+              <w:t>15/16; 65 min</w:t>
+            </w:r>
+          </w:p>
+        </w:tc>
+        <w:tc>
+          <w:tcPr>
+            <w:tcW w:w="1900" w:type="dxa"/>
             <w:tcBorders>
               <w:top w:val="single" w:sz="4" w:space="0" w:color="B7C4D3"/>
               <w:left w:val="single" w:sz="4" w:space="0" w:color="B7C4D3"/>
@@ -10724,7 +10693,7 @@
         </w:tc>
         <w:tc>
           <w:tcPr>
-            <w:tcW w:w="1700" w:type="dxa"/>
+            <w:tcW w:w="1938" w:type="dxa"/>
             <w:tcBorders>
               <w:top w:val="single" w:sz="4" w:space="0" w:color="B7C4D3"/>
               <w:left w:val="single" w:sz="4" w:space="0" w:color="B7C4D3"/>
@@ -10746,33 +10715,6 @@
                 <w:szCs w:val="17"/>
               </w:rPr>
               <w:t>10.6 mV</w:t>
-            </w:r>
-          </w:p>
-        </w:tc>
-        <w:tc>
-          <w:tcPr>
-            <w:tcW w:w="1238" w:type="dxa"/>
-            <w:tcBorders>
-              <w:top w:val="single" w:sz="4" w:space="0" w:color="B7C4D3"/>
-              <w:left w:val="single" w:sz="4" w:space="0" w:color="B7C4D3"/>
-              <w:bottom w:val="single" w:sz="4" w:space="0" w:color="B7C4D3"/>
-              <w:right w:val="single" w:sz="4" w:space="0" w:color="B7C4D3"/>
-            </w:tcBorders>
-            <w:tcMar>
-              <w:top w:w="50" w:type="dxa"/>
-              <w:left w:w="80" w:type="dxa"/>
-              <w:bottom w:w="50" w:type="dxa"/>
-              <w:right w:w="80" w:type="dxa"/>
-            </w:tcMar>
-            <w:vAlign w:val="center"/>
-          </w:tcPr>
-          <w:p>
-            <w:r>
-              <w:rPr>
-                <w:sz w:val="17"/>
-                <w:szCs w:val="17"/>
-              </w:rPr>
-              <w:t>65 min</w:t>
             </w:r>
           </w:p>
         </w:tc>
@@ -10786,7 +10728,7 @@
         </w:tblPrEx>
         <w:tc>
           <w:tcPr>
-            <w:tcW w:w="3700" w:type="dxa"/>
+            <w:tcW w:w="3500" w:type="dxa"/>
             <w:tcBorders>
               <w:top w:val="single" w:sz="4" w:space="0" w:color="B7C4D3"/>
               <w:left w:val="single" w:sz="4" w:space="0" w:color="B7C4D3"/>
@@ -10816,7 +10758,7 @@
         </w:tc>
         <w:tc>
           <w:tcPr>
-            <w:tcW w:w="1300" w:type="dxa"/>
+            <w:tcW w:w="2300" w:type="dxa"/>
             <w:tcBorders>
               <w:top w:val="single" w:sz="4" w:space="0" w:color="B7C4D3"/>
               <w:left w:val="single" w:sz="4" w:space="0" w:color="B7C4D3"/>
@@ -10838,13 +10780,13 @@
                 <w:sz w:val="17"/>
                 <w:szCs w:val="17"/>
               </w:rPr>
-              <w:t>16</w:t>
-            </w:r>
-          </w:p>
-        </w:tc>
-        <w:tc>
-          <w:tcPr>
-            <w:tcW w:w="1700" w:type="dxa"/>
+              <w:t>16/16; 70 min</w:t>
+            </w:r>
+          </w:p>
+        </w:tc>
+        <w:tc>
+          <w:tcPr>
+            <w:tcW w:w="1900" w:type="dxa"/>
             <w:tcBorders>
               <w:top w:val="single" w:sz="4" w:space="0" w:color="B7C4D3"/>
               <w:left w:val="single" w:sz="4" w:space="0" w:color="B7C4D3"/>
@@ -10872,7 +10814,7 @@
         </w:tc>
         <w:tc>
           <w:tcPr>
-            <w:tcW w:w="1700" w:type="dxa"/>
+            <w:tcW w:w="1938" w:type="dxa"/>
             <w:tcBorders>
               <w:top w:val="single" w:sz="4" w:space="0" w:color="B7C4D3"/>
               <w:left w:val="single" w:sz="4" w:space="0" w:color="B7C4D3"/>
@@ -10902,34 +10844,6 @@
                 <w:szCs w:val="17"/>
               </w:rPr>
               <w:t>120 mV</w:t>
-            </w:r>
-          </w:p>
-        </w:tc>
-        <w:tc>
-          <w:tcPr>
-            <w:tcW w:w="1238" w:type="dxa"/>
-            <w:tcBorders>
-              <w:top w:val="single" w:sz="4" w:space="0" w:color="B7C4D3"/>
-              <w:left w:val="single" w:sz="4" w:space="0" w:color="B7C4D3"/>
-              <w:bottom w:val="single" w:sz="4" w:space="0" w:color="B7C4D3"/>
-              <w:right w:val="single" w:sz="4" w:space="0" w:color="B7C4D3"/>
-            </w:tcBorders>
-            <w:shd w:val="clear" w:color="auto" w:fill="F3F6FA"/>
-            <w:tcMar>
-              <w:top w:w="50" w:type="dxa"/>
-              <w:left w:w="80" w:type="dxa"/>
-              <w:bottom w:w="50" w:type="dxa"/>
-              <w:right w:w="80" w:type="dxa"/>
-            </w:tcMar>
-            <w:vAlign w:val="center"/>
-          </w:tcPr>
-          <w:p>
-            <w:r>
-              <w:rPr>
-                <w:sz w:val="17"/>
-                <w:szCs w:val="17"/>
-              </w:rPr>
-              <w:t>101 min</w:t>
             </w:r>
           </w:p>
         </w:tc>
@@ -10943,7 +10857,7 @@
         </w:tblPrEx>
         <w:tc>
           <w:tcPr>
-            <w:tcW w:w="3700" w:type="dxa"/>
+            <w:tcW w:w="3500" w:type="dxa"/>
             <w:tcBorders>
               <w:top w:val="single" w:sz="4" w:space="0" w:color="B7C4D3"/>
               <w:left w:val="single" w:sz="4" w:space="0" w:color="B7C4D3"/>
@@ -10972,7 +10886,7 @@
         </w:tc>
         <w:tc>
           <w:tcPr>
-            <w:tcW w:w="1300" w:type="dxa"/>
+            <w:tcW w:w="2300" w:type="dxa"/>
             <w:tcBorders>
               <w:top w:val="single" w:sz="4" w:space="0" w:color="B7C4D3"/>
               <w:left w:val="single" w:sz="4" w:space="0" w:color="B7C4D3"/>
@@ -10993,13 +10907,13 @@
                 <w:sz w:val="17"/>
                 <w:szCs w:val="17"/>
               </w:rPr>
-              <w:t>16</w:t>
-            </w:r>
-          </w:p>
-        </w:tc>
-        <w:tc>
-          <w:tcPr>
-            <w:tcW w:w="1700" w:type="dxa"/>
+              <w:t>16/16; 78 min</w:t>
+            </w:r>
+          </w:p>
+        </w:tc>
+        <w:tc>
+          <w:tcPr>
+            <w:tcW w:w="1900" w:type="dxa"/>
             <w:tcBorders>
               <w:top w:val="single" w:sz="4" w:space="0" w:color="B7C4D3"/>
               <w:left w:val="single" w:sz="4" w:space="0" w:color="B7C4D3"/>
@@ -11026,7 +10940,7 @@
         </w:tc>
         <w:tc>
           <w:tcPr>
-            <w:tcW w:w="1700" w:type="dxa"/>
+            <w:tcW w:w="1938" w:type="dxa"/>
             <w:tcBorders>
               <w:top w:val="single" w:sz="4" w:space="0" w:color="B7C4D3"/>
               <w:left w:val="single" w:sz="4" w:space="0" w:color="B7C4D3"/>
@@ -11054,34 +10968,7 @@
                 <w:sz w:val="17"/>
                 <w:szCs w:val="17"/>
               </w:rPr>
-              <w:t>8 mV (longest 0.7 min)</w:t>
-            </w:r>
-          </w:p>
-        </w:tc>
-        <w:tc>
-          <w:tcPr>
-            <w:tcW w:w="1238" w:type="dxa"/>
-            <w:tcBorders>
-              <w:top w:val="single" w:sz="4" w:space="0" w:color="B7C4D3"/>
-              <w:left w:val="single" w:sz="4" w:space="0" w:color="B7C4D3"/>
-              <w:bottom w:val="single" w:sz="4" w:space="0" w:color="B7C4D3"/>
-              <w:right w:val="single" w:sz="4" w:space="0" w:color="B7C4D3"/>
-            </w:tcBorders>
-            <w:tcMar>
-              <w:top w:w="50" w:type="dxa"/>
-              <w:left w:w="80" w:type="dxa"/>
-              <w:bottom w:w="50" w:type="dxa"/>
-              <w:right w:w="80" w:type="dxa"/>
-            </w:tcMar>
-            <w:vAlign w:val="center"/>
-          </w:tcPr>
-          <w:p>
-            <w:r>
-              <w:rPr>
-                <w:sz w:val="17"/>
-                <w:szCs w:val="17"/>
-              </w:rPr>
-              <w:t>87 min</w:t>
+              <w:t>8 mV (max cumulative 0.7 min below 0 mV)</w:t>
             </w:r>
           </w:p>
         </w:tc>
@@ -11095,7 +10982,7 @@
         </w:tblPrEx>
         <w:tc>
           <w:tcPr>
-            <w:tcW w:w="3700" w:type="dxa"/>
+            <w:tcW w:w="3500" w:type="dxa"/>
             <w:tcBorders>
               <w:top w:val="single" w:sz="4" w:space="0" w:color="B7C4D3"/>
               <w:left w:val="single" w:sz="4" w:space="0" w:color="B7C4D3"/>
@@ -11125,7 +11012,7 @@
         </w:tc>
         <w:tc>
           <w:tcPr>
-            <w:tcW w:w="1300" w:type="dxa"/>
+            <w:tcW w:w="2300" w:type="dxa"/>
             <w:tcBorders>
               <w:top w:val="single" w:sz="4" w:space="0" w:color="B7C4D3"/>
               <w:left w:val="single" w:sz="4" w:space="0" w:color="B7C4D3"/>
@@ -11147,13 +11034,13 @@
                 <w:sz w:val="17"/>
                 <w:szCs w:val="17"/>
               </w:rPr>
-              <w:t>12</w:t>
-            </w:r>
-          </w:p>
-        </w:tc>
-        <w:tc>
-          <w:tcPr>
-            <w:tcW w:w="1700" w:type="dxa"/>
+              <w:t>12/16; 139 min</w:t>
+            </w:r>
+          </w:p>
+        </w:tc>
+        <w:tc>
+          <w:tcPr>
+            <w:tcW w:w="1900" w:type="dxa"/>
             <w:tcBorders>
               <w:top w:val="single" w:sz="4" w:space="0" w:color="B7C4D3"/>
               <w:left w:val="single" w:sz="4" w:space="0" w:color="B7C4D3"/>
@@ -11181,7 +11068,7 @@
         </w:tc>
         <w:tc>
           <w:tcPr>
-            <w:tcW w:w="1700" w:type="dxa"/>
+            <w:tcW w:w="1938" w:type="dxa"/>
             <w:tcBorders>
               <w:top w:val="single" w:sz="4" w:space="0" w:color="B7C4D3"/>
               <w:left w:val="single" w:sz="4" w:space="0" w:color="B7C4D3"/>
@@ -11204,34 +11091,6 @@
                 <w:szCs w:val="17"/>
               </w:rPr>
               <w:t>21.9 mV</w:t>
-            </w:r>
-          </w:p>
-        </w:tc>
-        <w:tc>
-          <w:tcPr>
-            <w:tcW w:w="1238" w:type="dxa"/>
-            <w:tcBorders>
-              <w:top w:val="single" w:sz="4" w:space="0" w:color="B7C4D3"/>
-              <w:left w:val="single" w:sz="4" w:space="0" w:color="B7C4D3"/>
-              <w:bottom w:val="single" w:sz="4" w:space="0" w:color="B7C4D3"/>
-              <w:right w:val="single" w:sz="4" w:space="0" w:color="B7C4D3"/>
-            </w:tcBorders>
-            <w:shd w:val="clear" w:color="auto" w:fill="F3F6FA"/>
-            <w:tcMar>
-              <w:top w:w="50" w:type="dxa"/>
-              <w:left w:w="80" w:type="dxa"/>
-              <w:bottom w:w="50" w:type="dxa"/>
-              <w:right w:w="80" w:type="dxa"/>
-            </w:tcMar>
-            <w:vAlign w:val="center"/>
-          </w:tcPr>
-          <w:p>
-            <w:r>
-              <w:rPr>
-                <w:sz w:val="17"/>
-                <w:szCs w:val="17"/>
-              </w:rPr>
-              <w:t>139 min</w:t>
             </w:r>
           </w:p>
         </w:tc>
@@ -11245,7 +11104,7 @@
         </w:tblPrEx>
         <w:tc>
           <w:tcPr>
-            <w:tcW w:w="3700" w:type="dxa"/>
+            <w:tcW w:w="3500" w:type="dxa"/>
             <w:tcBorders>
               <w:top w:val="single" w:sz="4" w:space="0" w:color="B7C4D3"/>
               <w:left w:val="single" w:sz="4" w:space="0" w:color="B7C4D3"/>
@@ -11274,7 +11133,7 @@
         </w:tc>
         <w:tc>
           <w:tcPr>
-            <w:tcW w:w="1300" w:type="dxa"/>
+            <w:tcW w:w="2300" w:type="dxa"/>
             <w:tcBorders>
               <w:top w:val="single" w:sz="4" w:space="0" w:color="B7C4D3"/>
               <w:left w:val="single" w:sz="4" w:space="0" w:color="B7C4D3"/>
@@ -11295,13 +11154,13 @@
                 <w:sz w:val="17"/>
                 <w:szCs w:val="17"/>
               </w:rPr>
-              <w:t>8</w:t>
-            </w:r>
-          </w:p>
-        </w:tc>
-        <w:tc>
-          <w:tcPr>
-            <w:tcW w:w="1700" w:type="dxa"/>
+              <w:t>8/16; 127 min</w:t>
+            </w:r>
+          </w:p>
+        </w:tc>
+        <w:tc>
+          <w:tcPr>
+            <w:tcW w:w="1900" w:type="dxa"/>
             <w:tcBorders>
               <w:top w:val="single" w:sz="4" w:space="0" w:color="B7C4D3"/>
               <w:left w:val="single" w:sz="4" w:space="0" w:color="B7C4D3"/>
@@ -11328,7 +11187,7 @@
         </w:tc>
         <w:tc>
           <w:tcPr>
-            <w:tcW w:w="1700" w:type="dxa"/>
+            <w:tcW w:w="1938" w:type="dxa"/>
             <w:tcBorders>
               <w:top w:val="single" w:sz="4" w:space="0" w:color="B7C4D3"/>
               <w:left w:val="single" w:sz="4" w:space="0" w:color="B7C4D3"/>
@@ -11350,33 +11209,6 @@
                 <w:szCs w:val="17"/>
               </w:rPr>
               <w:t>8.9 mV</w:t>
-            </w:r>
-          </w:p>
-        </w:tc>
-        <w:tc>
-          <w:tcPr>
-            <w:tcW w:w="1238" w:type="dxa"/>
-            <w:tcBorders>
-              <w:top w:val="single" w:sz="4" w:space="0" w:color="B7C4D3"/>
-              <w:left w:val="single" w:sz="4" w:space="0" w:color="B7C4D3"/>
-              <w:bottom w:val="single" w:sz="4" w:space="0" w:color="B7C4D3"/>
-              <w:right w:val="single" w:sz="4" w:space="0" w:color="B7C4D3"/>
-            </w:tcBorders>
-            <w:tcMar>
-              <w:top w:w="50" w:type="dxa"/>
-              <w:left w:w="80" w:type="dxa"/>
-              <w:bottom w:w="50" w:type="dxa"/>
-              <w:right w:w="80" w:type="dxa"/>
-            </w:tcMar>
-            <w:vAlign w:val="center"/>
-          </w:tcPr>
-          <w:p>
-            <w:r>
-              <w:rPr>
-                <w:sz w:val="17"/>
-                <w:szCs w:val="17"/>
-              </w:rPr>
-              <w:t>127 min</w:t>
             </w:r>
           </w:p>
         </w:tc>
@@ -11390,7 +11222,7 @@
         </w:tblPrEx>
         <w:tc>
           <w:tcPr>
-            <w:tcW w:w="3700" w:type="dxa"/>
+            <w:tcW w:w="3500" w:type="dxa"/>
             <w:tcBorders>
               <w:top w:val="single" w:sz="4" w:space="0" w:color="B7C4D3"/>
               <w:left w:val="single" w:sz="4" w:space="0" w:color="B7C4D3"/>
@@ -11420,7 +11252,7 @@
         </w:tc>
         <w:tc>
           <w:tcPr>
-            <w:tcW w:w="1300" w:type="dxa"/>
+            <w:tcW w:w="2300" w:type="dxa"/>
             <w:tcBorders>
               <w:top w:val="single" w:sz="4" w:space="0" w:color="B7C4D3"/>
               <w:left w:val="single" w:sz="4" w:space="0" w:color="B7C4D3"/>
@@ -11442,13 +11274,13 @@
                 <w:sz w:val="17"/>
                 <w:szCs w:val="17"/>
               </w:rPr>
-              <w:t>16</w:t>
-            </w:r>
-          </w:p>
-        </w:tc>
-        <w:tc>
-          <w:tcPr>
-            <w:tcW w:w="1700" w:type="dxa"/>
+              <w:t>16/16; 70 min</w:t>
+            </w:r>
+          </w:p>
+        </w:tc>
+        <w:tc>
+          <w:tcPr>
+            <w:tcW w:w="1900" w:type="dxa"/>
             <w:tcBorders>
               <w:top w:val="single" w:sz="4" w:space="0" w:color="B7C4D3"/>
               <w:left w:val="single" w:sz="4" w:space="0" w:color="B7C4D3"/>
@@ -11476,7 +11308,7 @@
         </w:tc>
         <w:tc>
           <w:tcPr>
-            <w:tcW w:w="1700" w:type="dxa"/>
+            <w:tcW w:w="1938" w:type="dxa"/>
             <w:tcBorders>
               <w:top w:val="single" w:sz="4" w:space="0" w:color="B7C4D3"/>
               <w:left w:val="single" w:sz="4" w:space="0" w:color="B7C4D3"/>
@@ -11506,34 +11338,6 @@
                 <w:szCs w:val="17"/>
               </w:rPr>
               <w:t>16 mV</w:t>
-            </w:r>
-          </w:p>
-        </w:tc>
-        <w:tc>
-          <w:tcPr>
-            <w:tcW w:w="1238" w:type="dxa"/>
-            <w:tcBorders>
-              <w:top w:val="single" w:sz="4" w:space="0" w:color="B7C4D3"/>
-              <w:left w:val="single" w:sz="4" w:space="0" w:color="B7C4D3"/>
-              <w:bottom w:val="single" w:sz="4" w:space="0" w:color="B7C4D3"/>
-              <w:right w:val="single" w:sz="4" w:space="0" w:color="B7C4D3"/>
-            </w:tcBorders>
-            <w:shd w:val="clear" w:color="auto" w:fill="F3F6FA"/>
-            <w:tcMar>
-              <w:top w:w="50" w:type="dxa"/>
-              <w:left w:w="80" w:type="dxa"/>
-              <w:bottom w:w="50" w:type="dxa"/>
-              <w:right w:w="80" w:type="dxa"/>
-            </w:tcMar>
-            <w:vAlign w:val="center"/>
-          </w:tcPr>
-          <w:p>
-            <w:r>
-              <w:rPr>
-                <w:sz w:val="17"/>
-                <w:szCs w:val="17"/>
-              </w:rPr>
-              <w:t>81 min</w:t>
             </w:r>
           </w:p>
         </w:tc>
@@ -11547,7 +11351,7 @@
         </w:tblPrEx>
         <w:tc>
           <w:tcPr>
-            <w:tcW w:w="3700" w:type="dxa"/>
+            <w:tcW w:w="3500" w:type="dxa"/>
             <w:tcBorders>
               <w:top w:val="single" w:sz="4" w:space="0" w:color="B7C4D3"/>
               <w:left w:val="single" w:sz="4" w:space="0" w:color="B7C4D3"/>
@@ -11576,7 +11380,7 @@
         </w:tc>
         <w:tc>
           <w:tcPr>
-            <w:tcW w:w="1300" w:type="dxa"/>
+            <w:tcW w:w="2300" w:type="dxa"/>
             <w:tcBorders>
               <w:top w:val="single" w:sz="4" w:space="0" w:color="B7C4D3"/>
               <w:left w:val="single" w:sz="4" w:space="0" w:color="B7C4D3"/>
@@ -11597,13 +11401,13 @@
                 <w:sz w:val="17"/>
                 <w:szCs w:val="17"/>
               </w:rPr>
-              <w:t>0 (all stalled)</w:t>
-            </w:r>
-          </w:p>
-        </w:tc>
-        <w:tc>
-          <w:tcPr>
-            <w:tcW w:w="1700" w:type="dxa"/>
+              <w:t>0/16 (all stalled); —</w:t>
+            </w:r>
+          </w:p>
+        </w:tc>
+        <w:tc>
+          <w:tcPr>
+            <w:tcW w:w="1900" w:type="dxa"/>
             <w:tcBorders>
               <w:top w:val="single" w:sz="4" w:space="0" w:color="B7C4D3"/>
               <w:left w:val="single" w:sz="4" w:space="0" w:color="B7C4D3"/>
@@ -11630,7 +11434,7 @@
         </w:tc>
         <w:tc>
           <w:tcPr>
-            <w:tcW w:w="1700" w:type="dxa"/>
+            <w:tcW w:w="1938" w:type="dxa"/>
             <w:tcBorders>
               <w:top w:val="single" w:sz="4" w:space="0" w:color="B7C4D3"/>
               <w:left w:val="single" w:sz="4" w:space="0" w:color="B7C4D3"/>
@@ -11652,33 +11456,6 @@
                 <w:szCs w:val="17"/>
               </w:rPr>
               <w:t>25.1 mV</w:t>
-            </w:r>
-          </w:p>
-        </w:tc>
-        <w:tc>
-          <w:tcPr>
-            <w:tcW w:w="1238" w:type="dxa"/>
-            <w:tcBorders>
-              <w:top w:val="single" w:sz="4" w:space="0" w:color="B7C4D3"/>
-              <w:left w:val="single" w:sz="4" w:space="0" w:color="B7C4D3"/>
-              <w:bottom w:val="single" w:sz="4" w:space="0" w:color="B7C4D3"/>
-              <w:right w:val="single" w:sz="4" w:space="0" w:color="B7C4D3"/>
-            </w:tcBorders>
-            <w:tcMar>
-              <w:top w:w="50" w:type="dxa"/>
-              <w:left w:w="80" w:type="dxa"/>
-              <w:bottom w:w="50" w:type="dxa"/>
-              <w:right w:w="80" w:type="dxa"/>
-            </w:tcMar>
-            <w:vAlign w:val="center"/>
-          </w:tcPr>
-          <w:p>
-            <w:r>
-              <w:rPr>
-                <w:sz w:val="17"/>
-                <w:szCs w:val="17"/>
-              </w:rPr>
-              <w:t>—</w:t>
             </w:r>
           </w:p>
         </w:tc>
@@ -11701,14 +11478,14 @@
         <w:t xml:space="preserve">Verdict: not yet. </w:t>
       </w:r>
       <w:r>
-        <w:t xml:space="preserve">No measurement-only estimator recovered charging performance while holding the declared target on the frozen family. Aggregation removed most of the severity (worst crossing −120 → −8 mV, longest 24 → 0.7 min) and completed every run, but 8 of 16 runs still crossed 0 mV briefly: the margin calibrated on </w:t>
+        <w:t xml:space="preserve">No measurement-only estimator recovered charging performance while holding the declared target on the frozen family. Aggregation removed most of the severity (worst crossing −120 → −8 mV, maximum </w:t>
       </w:r>
       <w:r>
         <w:lastRenderedPageBreak/>
-        <w:t>training-cell rollouts (p99 4.9 mV) underestimated the tail on unseen cells (23 mV). The calibrated observer held both thresholds but charged slowly; a conservative map margin is safe but stalls. On cells th</w:t>
-      </w:r>
-      <w:r>
-        <w:t>at differ from the nominal design, the nominal-map controllers are not a safe baseline either (the standard 40 mV controller crossed 0 mV in 8 of 14 development-holdout runs). None of this is evidence of sodium deposition: the DFN does not model it.</w:t>
+        <w:t xml:space="preserve">cumulative time below 0 mV 24 → 0.7 min) and completed every run, but 8 of 16 runs still crossed 0 mV briefly: the margin calibrated on training-cell rollouts (p99 4.9 mV) underestimated the tail on unseen cells (maximum across per-run p99 optimistic errors, 23 mV). The calibrated observer held both thresholds but </w:t>
+      </w:r>
+      <w:r>
+        <w:t>charged slowly; a conservative map margin is safe but stalls. On cells that differ from the nominal design, the nominal-map controllers are not a safe baseline either (the standard 40 mV controller crossed 0 mV in 8 of 14 development-holdout runs). None of this is evidence of sodium deposition: the DFN does not model it.</w:t>
       </w:r>
     </w:p>
     <w:p>
@@ -11721,10 +11498,10 @@
           <w:noProof/>
         </w:rPr>
         <w:drawing>
-          <wp:inline distT="0" distB="0" distL="0" distR="0" wp14:anchorId="005E4F13" wp14:editId="3D0C32A4">
+          <wp:inline distT="0" distB="0" distL="0" distR="0" wp14:anchorId="5EDE53D8" wp14:editId="12436FF2">
             <wp:extent cx="5905500" cy="2466975"/>
             <wp:effectExtent l="0" t="0" r="0" b="0"/>
-            <wp:docPr id="1544701837" name="Picture 1544701837"/>
+            <wp:docPr id="1979858943" name="Picture 1979858943"/>
             <wp:cNvGraphicFramePr>
               <a:graphicFrameLocks xmlns:a="http://schemas.openxmlformats.org/drawingml/2006/main" noChangeAspect="1"/>
             </wp:cNvGraphicFramePr>
@@ -11780,7 +11557,7 @@
         <w:pStyle w:val="Heading1"/>
         <w:pageBreakBefore/>
       </w:pPr>
-      <w:bookmarkStart w:id="19" w:name="_Toc243468575"/>
+      <w:bookmarkStart w:id="19" w:name="_Toc243489154"/>
       <w:r>
         <w:lastRenderedPageBreak/>
         <w:t>4. Pack specification</w:t>
@@ -12924,7 +12701,7 @@
         <w:pStyle w:val="Heading1"/>
         <w:pageBreakBefore/>
       </w:pPr>
-      <w:bookmarkStart w:id="20" w:name="_Toc243468576"/>
+      <w:bookmarkStart w:id="20" w:name="_Toc243489155"/>
       <w:r>
         <w:lastRenderedPageBreak/>
         <w:t>5. Simulation model and key assumptions</w:t>
@@ -14324,7 +14101,7 @@
         <w:pStyle w:val="Heading1"/>
         <w:pageBreakBefore/>
       </w:pPr>
-      <w:bookmarkStart w:id="21" w:name="_Toc243468577"/>
+      <w:bookmarkStart w:id="21" w:name="_Toc243489156"/>
       <w:r>
         <w:lastRenderedPageBreak/>
         <w:t>6. Full test matrix results</w:t>
@@ -14345,7 +14122,7 @@
         <w:keepNext/>
         <w:keepLines/>
       </w:pPr>
-      <w:bookmarkStart w:id="22" w:name="_Toc243468578"/>
+      <w:bookmarkStart w:id="22" w:name="_Toc243489157"/>
       <w:r>
         <w:t>6.1 Verdict</w:t>
       </w:r>
@@ -15500,7 +15277,7 @@
         <w:keepNext/>
         <w:keepLines/>
       </w:pPr>
-      <w:bookmarkStart w:id="23" w:name="_Toc243468579"/>
+      <w:bookmarkStart w:id="23" w:name="_Toc243489158"/>
       <w:r>
         <w:t>6.2 Key findings</w:t>
       </w:r>
@@ -15637,10 +15414,10 @@
         </w:rPr>
         <w:lastRenderedPageBreak/>
         <w:drawing>
-          <wp:inline distT="0" distB="0" distL="0" distR="0" wp14:anchorId="17FF93E6" wp14:editId="42D9AA02">
+          <wp:inline distT="0" distB="0" distL="0" distR="0" wp14:anchorId="402A4EA9" wp14:editId="321888A1">
             <wp:extent cx="6096000" cy="2524125"/>
             <wp:effectExtent l="0" t="0" r="0" b="0"/>
-            <wp:docPr id="959151196" name="Picture 959151196"/>
+            <wp:docPr id="1014535158" name="Picture 1014535158"/>
             <wp:cNvGraphicFramePr>
               <a:graphicFrameLocks xmlns:a="http://schemas.openxmlformats.org/drawingml/2006/main" noChangeAspect="1"/>
             </wp:cNvGraphicFramePr>
@@ -15701,10 +15478,10 @@
           <w:noProof/>
         </w:rPr>
         <w:drawing>
-          <wp:inline distT="0" distB="0" distL="0" distR="0" wp14:anchorId="335BE532" wp14:editId="67747A2A">
+          <wp:inline distT="0" distB="0" distL="0" distR="0" wp14:anchorId="723E5D28" wp14:editId="5D88AB1C">
             <wp:extent cx="5905500" cy="2162175"/>
             <wp:effectExtent l="0" t="0" r="0" b="0"/>
-            <wp:docPr id="2032893923" name="Picture 2032893923"/>
+            <wp:docPr id="1924360703" name="Picture 1924360703"/>
             <wp:cNvGraphicFramePr>
               <a:graphicFrameLocks xmlns:a="http://schemas.openxmlformats.org/drawingml/2006/main" noChangeAspect="1"/>
             </wp:cNvGraphicFramePr>
@@ -15765,10 +15542,10 @@
           <w:noProof/>
         </w:rPr>
         <w:drawing>
-          <wp:inline distT="0" distB="0" distL="0" distR="0" wp14:anchorId="7A7F96A3" wp14:editId="0BC2F550">
+          <wp:inline distT="0" distB="0" distL="0" distR="0" wp14:anchorId="5F193A72" wp14:editId="65E4091E">
             <wp:extent cx="5905500" cy="2066925"/>
             <wp:effectExtent l="0" t="0" r="0" b="0"/>
-            <wp:docPr id="1750983532" name="Picture 1750983532"/>
+            <wp:docPr id="1832688661" name="Picture 1832688661"/>
             <wp:cNvGraphicFramePr>
               <a:graphicFrameLocks xmlns:a="http://schemas.openxmlformats.org/drawingml/2006/main" noChangeAspect="1"/>
             </wp:cNvGraphicFramePr>
@@ -15825,7 +15602,7 @@
         <w:keepNext/>
         <w:keepLines/>
       </w:pPr>
-      <w:bookmarkStart w:id="24" w:name="_Toc243468580"/>
+      <w:bookmarkStart w:id="24" w:name="_Toc243489159"/>
       <w:r>
         <w:t>6.3 Every 10 → 90 % time</w:t>
       </w:r>
@@ -22546,7 +22323,7 @@
         <w:keepNext/>
         <w:keepLines/>
       </w:pPr>
-      <w:bookmarkStart w:id="25" w:name="_Toc243468581"/>
+      <w:bookmarkStart w:id="25" w:name="_Toc243489160"/>
       <w:r>
         <w:t>6.4 Limits of this test</w:t>
       </w:r>
@@ -22599,7 +22376,7 @@
         <w:pStyle w:val="Heading1"/>
         <w:pageBreakBefore/>
       </w:pPr>
-      <w:bookmarkStart w:id="26" w:name="_Toc243468582"/>
+      <w:bookmarkStart w:id="26" w:name="_Toc243489161"/>
       <w:r>
         <w:lastRenderedPageBreak/>
         <w:t>7. Limitations and honest uncertainties</w:t>
@@ -22706,7 +22483,7 @@
         <w:t xml:space="preserve">Aging. </w:t>
       </w:r>
       <w:r>
-        <w:t>Only an SEI aging index is modelled; there is no full cycle-life or plating-damage model.</w:t>
+        <w:t>Only a modelled SEI exposure index is computed; there is no full cycle-life or plating-damage model.</w:t>
       </w:r>
     </w:p>
     <w:p>
@@ -22772,7 +22549,7 @@
         <w:pStyle w:val="Heading1"/>
         <w:pageBreakBefore/>
       </w:pPr>
-      <w:bookmarkStart w:id="27" w:name="_Toc243468583"/>
+      <w:bookmarkStart w:id="27" w:name="_Toc243489162"/>
       <w:r>
         <w:lastRenderedPageBreak/>
         <w:t>8. Tools, code and how to reproduce</w:t>
@@ -25043,7 +24820,7 @@
         <w:pStyle w:val="Heading1"/>
         <w:pageBreakBefore/>
       </w:pPr>
-      <w:bookmarkStart w:id="28" w:name="_Toc243468584"/>
+      <w:bookmarkStart w:id="28" w:name="_Toc243489163"/>
       <w:r>
         <w:lastRenderedPageBreak/>
         <w:t>9. Next steps (roadmap)</w:t>
@@ -25146,7 +24923,7 @@
         <w:pStyle w:val="Heading1"/>
         <w:pageBreakBefore/>
       </w:pPr>
-      <w:bookmarkStart w:id="29" w:name="_Toc243468585"/>
+      <w:bookmarkStart w:id="29" w:name="_Toc243489164"/>
       <w:r>
         <w:lastRenderedPageBreak/>
         <w:t>10. Where I would value guidance</w:t>
@@ -25326,7 +25103,7 @@
         <w:pStyle w:val="Heading1"/>
         <w:pageBreakBefore/>
       </w:pPr>
-      <w:bookmarkStart w:id="30" w:name="_Toc243468586"/>
+      <w:bookmarkStart w:id="30" w:name="_Toc243489165"/>
       <w:r>
         <w:lastRenderedPageBreak/>
         <w:t>11. Glossary</w:t>
@@ -26173,7 +25950,7 @@
                 <w:sz w:val="18"/>
                 <w:szCs w:val="18"/>
               </w:rPr>
-              <w:t>SEI aging index</w:t>
+              <w:t>Modelled SEI exposure index</w:t>
             </w:r>
           </w:p>
         </w:tc>
@@ -26406,7 +26183,7 @@
         <w:pStyle w:val="Heading1"/>
         <w:pageBreakBefore/>
       </w:pPr>
-      <w:bookmarkStart w:id="31" w:name="_Toc243468587"/>
+      <w:bookmarkStart w:id="31" w:name="_Toc243489166"/>
       <w:r>
         <w:lastRenderedPageBreak/>
         <w:t>12. References</w:t>
@@ -27085,64 +26862,10 @@
 <file path=word/numbering.xml><?xml version="1.0" encoding="utf-8"?>
 <w:numbering xmlns:wpc="http://schemas.microsoft.com/office/word/2010/wordprocessingCanvas" xmlns:cx="http://schemas.microsoft.com/office/drawing/2014/chartex" xmlns:cx1="http://schemas.microsoft.com/office/drawing/2015/9/8/chartex" xmlns:cx2="http://schemas.microsoft.com/office/drawing/2015/10/21/chartex" xmlns:cx3="http://schemas.microsoft.com/office/drawing/2016/5/9/chartex" xmlns:cx4="http://schemas.microsoft.com/office/drawing/2016/5/10/chartex" xmlns:cx5="http://schemas.microsoft.com/office/drawing/2016/5/11/chartex" xmlns:cx6="http://schemas.microsoft.com/office/drawing/2016/5/12/chartex" xmlns:cx7="http://schemas.microsoft.com/office/drawing/2016/5/13/chartex" xmlns:cx8="http://schemas.microsoft.com/office/drawing/2016/5/14/chartex" xmlns:mc="http://schemas.openxmlformats.org/markup-compatibility/2006" xmlns:aink="http://schemas.microsoft.com/office/drawing/2016/ink" xmlns:am3d="http://schemas.microsoft.com/office/drawing/2017/model3d" xmlns:o="urn:schemas-microsoft-com:office:office" xmlns:oel="http://schemas.microsoft.com/office/2019/extlst" xmlns:r="http://schemas.openxmlformats.org/officeDocument/2006/relationships" xmlns:m="http://schemas.openxmlformats.org/officeDocument/2006/math" xmlns:v="urn:schemas-microsoft-com:vml" xmlns:wp14="http://schemas.microsoft.com/office/word/2010/wordprocessingDrawing" xmlns:wp="http://schemas.openxmlformats.org/drawingml/2006/wordprocessingDrawing" xmlns:w10="urn:schemas-microsoft-com:office:word" xmlns:w="http://schemas.openxmlformats.org/wordprocessingml/2006/main" xmlns:w14="http://schemas.microsoft.com/office/word/2010/wordml" xmlns:w15="http://schemas.microsoft.com/office/word/2012/wordml" xmlns:w16cex="http://schemas.microsoft.com/office/word/2018/wordml/cex" xmlns:w16cid="http://schemas.microsoft.com/office/word/2016/wordml/cid" xmlns:w16="http://schemas.microsoft.com/office/word/2018/wordml" xmlns:w16du="http://schemas.microsoft.com/office/word/2023/wordml/word16du" xmlns:w16sdtdh="http://schemas.microsoft.com/office/word/2020/wordml/sdtdatahash" xmlns:w16sdtfl="http://schemas.microsoft.com/office/word/2024/wordml/sdtformatlock" xmlns:w16se="http://schemas.microsoft.com/office/word/2015/wordml/symex" xmlns:wpg="http://schemas.microsoft.com/office/word/2010/wordprocessingGroup" xmlns:wpi="http://schemas.microsoft.com/office/word/2010/wordprocessingInk" xmlns:wne="http://schemas.microsoft.com/office/word/2006/wordml" xmlns:wps="http://schemas.microsoft.com/office/word/2010/wordprocessingShape" mc:Ignorable="w14 w15 w16se w16cid w16 w16cex w16sdtdh w16sdtfl w16du wp14">
   <w:abstractNum w:abstractNumId="0" w15:restartNumberingAfterBreak="0">
-    <w:nsid w:val="42142849"/>
+    <w:nsid w:val="09897D53"/>
     <w:multiLevelType w:val="hybridMultilevel"/>
-    <w:tmpl w:val="63F080E4"/>
-    <w:lvl w:ilvl="0" w:tplc="1756811C">
-      <w:start w:val="1"/>
-      <w:numFmt w:val="bullet"/>
-      <w:lvlText w:val="•"/>
-      <w:lvlJc w:val="left"/>
-      <w:pPr>
-        <w:ind w:left="567" w:hanging="283"/>
-      </w:pPr>
-    </w:lvl>
-    <w:lvl w:ilvl="1" w:tplc="9B22F60E">
-      <w:numFmt w:val="decimal"/>
-      <w:lvlText w:val=""/>
-      <w:lvlJc w:val="left"/>
-    </w:lvl>
-    <w:lvl w:ilvl="2" w:tplc="116479F6">
-      <w:numFmt w:val="decimal"/>
-      <w:lvlText w:val=""/>
-      <w:lvlJc w:val="left"/>
-    </w:lvl>
-    <w:lvl w:ilvl="3" w:tplc="30CC4982">
-      <w:numFmt w:val="decimal"/>
-      <w:lvlText w:val=""/>
-      <w:lvlJc w:val="left"/>
-    </w:lvl>
-    <w:lvl w:ilvl="4" w:tplc="970E6A1C">
-      <w:numFmt w:val="decimal"/>
-      <w:lvlText w:val=""/>
-      <w:lvlJc w:val="left"/>
-    </w:lvl>
-    <w:lvl w:ilvl="5" w:tplc="37225FB6">
-      <w:numFmt w:val="decimal"/>
-      <w:lvlText w:val=""/>
-      <w:lvlJc w:val="left"/>
-    </w:lvl>
-    <w:lvl w:ilvl="6" w:tplc="43E40160">
-      <w:numFmt w:val="decimal"/>
-      <w:lvlText w:val=""/>
-      <w:lvlJc w:val="left"/>
-    </w:lvl>
-    <w:lvl w:ilvl="7" w:tplc="0FD01D84">
-      <w:numFmt w:val="decimal"/>
-      <w:lvlText w:val=""/>
-      <w:lvlJc w:val="left"/>
-    </w:lvl>
-    <w:lvl w:ilvl="8" w:tplc="BF3E428E">
-      <w:numFmt w:val="decimal"/>
-      <w:lvlText w:val=""/>
-      <w:lvlJc w:val="left"/>
-    </w:lvl>
-  </w:abstractNum>
-  <w:abstractNum w:abstractNumId="1" w15:restartNumberingAfterBreak="0">
-    <w:nsid w:val="7526758D"/>
-    <w:multiLevelType w:val="hybridMultilevel"/>
-    <w:tmpl w:val="C96CF362"/>
-    <w:lvl w:ilvl="0" w:tplc="B486FD3A">
+    <w:tmpl w:val="49C2ED8C"/>
+    <w:lvl w:ilvl="0" w:tplc="BEAED2D2">
       <w:start w:val="1"/>
       <w:numFmt w:val="bullet"/>
       <w:lvlText w:val="●"/>
@@ -27151,7 +26874,7 @@
         <w:ind w:left="720" w:hanging="360"/>
       </w:pPr>
     </w:lvl>
-    <w:lvl w:ilvl="1" w:tplc="3D184036">
+    <w:lvl w:ilvl="1" w:tplc="649044CA">
       <w:start w:val="1"/>
       <w:numFmt w:val="bullet"/>
       <w:lvlText w:val="○"/>
@@ -27160,7 +26883,7 @@
         <w:ind w:left="1440" w:hanging="360"/>
       </w:pPr>
     </w:lvl>
-    <w:lvl w:ilvl="2" w:tplc="A372D32C">
+    <w:lvl w:ilvl="2" w:tplc="8EDE674A">
       <w:start w:val="1"/>
       <w:numFmt w:val="bullet"/>
       <w:lvlText w:val="■"/>
@@ -27169,7 +26892,7 @@
         <w:ind w:left="2160" w:hanging="360"/>
       </w:pPr>
     </w:lvl>
-    <w:lvl w:ilvl="3" w:tplc="E2D0FF84">
+    <w:lvl w:ilvl="3" w:tplc="20A4AF5E">
       <w:start w:val="1"/>
       <w:numFmt w:val="bullet"/>
       <w:lvlText w:val="●"/>
@@ -27178,7 +26901,7 @@
         <w:ind w:left="2880" w:hanging="360"/>
       </w:pPr>
     </w:lvl>
-    <w:lvl w:ilvl="4" w:tplc="0DCCD14A">
+    <w:lvl w:ilvl="4" w:tplc="17C8C072">
       <w:start w:val="1"/>
       <w:numFmt w:val="bullet"/>
       <w:lvlText w:val="○"/>
@@ -27187,7 +26910,7 @@
         <w:ind w:left="3600" w:hanging="360"/>
       </w:pPr>
     </w:lvl>
-    <w:lvl w:ilvl="5" w:tplc="BB16AB22">
+    <w:lvl w:ilvl="5" w:tplc="54D03222">
       <w:start w:val="1"/>
       <w:numFmt w:val="bullet"/>
       <w:lvlText w:val="■"/>
@@ -27196,7 +26919,7 @@
         <w:ind w:left="4320" w:hanging="360"/>
       </w:pPr>
     </w:lvl>
-    <w:lvl w:ilvl="6" w:tplc="D5C0B108">
+    <w:lvl w:ilvl="6" w:tplc="8A1004D6">
       <w:start w:val="1"/>
       <w:numFmt w:val="bullet"/>
       <w:lvlText w:val="●"/>
@@ -27205,7 +26928,7 @@
         <w:ind w:left="5040" w:hanging="360"/>
       </w:pPr>
     </w:lvl>
-    <w:lvl w:ilvl="7" w:tplc="2D6E2428">
+    <w:lvl w:ilvl="7" w:tplc="087AA40E">
       <w:start w:val="1"/>
       <w:numFmt w:val="bullet"/>
       <w:lvlText w:val="●"/>
@@ -27214,7 +26937,7 @@
         <w:ind w:left="5760" w:hanging="360"/>
       </w:pPr>
     </w:lvl>
-    <w:lvl w:ilvl="8" w:tplc="941C83F4">
+    <w:lvl w:ilvl="8" w:tplc="34C26564">
       <w:start w:val="1"/>
       <w:numFmt w:val="bullet"/>
       <w:lvlText w:val="●"/>
@@ -27224,14 +26947,68 @@
       </w:pPr>
     </w:lvl>
   </w:abstractNum>
-  <w:num w:numId="1" w16cid:durableId="17783288">
-    <w:abstractNumId w:val="1"/>
+  <w:abstractNum w:abstractNumId="1" w15:restartNumberingAfterBreak="0">
+    <w:nsid w:val="2AF36E84"/>
+    <w:multiLevelType w:val="hybridMultilevel"/>
+    <w:tmpl w:val="25966AB0"/>
+    <w:lvl w:ilvl="0" w:tplc="58CCE618">
+      <w:start w:val="1"/>
+      <w:numFmt w:val="bullet"/>
+      <w:lvlText w:val="•"/>
+      <w:lvlJc w:val="left"/>
+      <w:pPr>
+        <w:ind w:left="567" w:hanging="283"/>
+      </w:pPr>
+    </w:lvl>
+    <w:lvl w:ilvl="1" w:tplc="C52E1848">
+      <w:numFmt w:val="decimal"/>
+      <w:lvlText w:val=""/>
+      <w:lvlJc w:val="left"/>
+    </w:lvl>
+    <w:lvl w:ilvl="2" w:tplc="DB001A6E">
+      <w:numFmt w:val="decimal"/>
+      <w:lvlText w:val=""/>
+      <w:lvlJc w:val="left"/>
+    </w:lvl>
+    <w:lvl w:ilvl="3" w:tplc="62C0C656">
+      <w:numFmt w:val="decimal"/>
+      <w:lvlText w:val=""/>
+      <w:lvlJc w:val="left"/>
+    </w:lvl>
+    <w:lvl w:ilvl="4" w:tplc="71A64F18">
+      <w:numFmt w:val="decimal"/>
+      <w:lvlText w:val=""/>
+      <w:lvlJc w:val="left"/>
+    </w:lvl>
+    <w:lvl w:ilvl="5" w:tplc="CF6E697A">
+      <w:numFmt w:val="decimal"/>
+      <w:lvlText w:val=""/>
+      <w:lvlJc w:val="left"/>
+    </w:lvl>
+    <w:lvl w:ilvl="6" w:tplc="0ABAF2B0">
+      <w:numFmt w:val="decimal"/>
+      <w:lvlText w:val=""/>
+      <w:lvlJc w:val="left"/>
+    </w:lvl>
+    <w:lvl w:ilvl="7" w:tplc="C8DAD0BC">
+      <w:numFmt w:val="decimal"/>
+      <w:lvlText w:val=""/>
+      <w:lvlJc w:val="left"/>
+    </w:lvl>
+    <w:lvl w:ilvl="8" w:tplc="3D8E0084">
+      <w:numFmt w:val="decimal"/>
+      <w:lvlText w:val=""/>
+      <w:lvlJc w:val="left"/>
+    </w:lvl>
+  </w:abstractNum>
+  <w:num w:numId="1" w16cid:durableId="133103996">
+    <w:abstractNumId w:val="0"/>
     <w:lvlOverride w:ilvl="0">
       <w:startOverride w:val="1"/>
     </w:lvlOverride>
   </w:num>
-  <w:num w:numId="2" w16cid:durableId="2081173419">
-    <w:abstractNumId w:val="0"/>
+  <w:num w:numId="2" w16cid:durableId="221059621">
+    <w:abstractNumId w:val="1"/>
     <w:lvlOverride w:ilvl="0">
       <w:startOverride w:val="1"/>
     </w:lvlOverride>
@@ -27820,7 +27597,7 @@
     <w:autoRedefine/>
     <w:uiPriority w:val="39"/>
     <w:unhideWhenUsed/>
-    <w:rsid w:val="001C12D0"/>
+    <w:rsid w:val="0052303A"/>
     <w:pPr>
       <w:spacing w:after="100"/>
     </w:pPr>
@@ -27836,7 +27613,7 @@
     <w:autoRedefine/>
     <w:uiPriority w:val="39"/>
     <w:unhideWhenUsed/>
-    <w:rsid w:val="001C12D0"/>
+    <w:rsid w:val="0052303A"/>
     <w:pPr>
       <w:spacing w:after="100"/>
       <w:ind w:left="210"/>
